--- a/econtypes_v5/docs/REPORT_v5.docx
+++ b/econtypes_v5/docs/REPORT_v5.docx
@@ -19,7 +19,7 @@
           <w:rFonts w:ascii="Consolas" w:hAnsi="Consolas"/>
           <w:sz w:val="18"/>
         </w:rPr>
-        <w:t>v5-20261009T121014Z-d833d0</w:t>
+        <w:t>v5-20261009T142841Z-d833d0</w:t>
       </w:r>
       <w:r>
         <w:t xml:space="preserve"> (seed 20261009, config </w:t>
@@ -39,7 +39,7 @@
           <w:rFonts w:ascii="Consolas" w:hAnsi="Consolas"/>
           <w:sz w:val="18"/>
         </w:rPr>
-        <w:t>510ac7874ec53d3e</w:t>
+        <w:t>eb402d7943388054</w:t>
       </w:r>
       <w:r>
         <w:t xml:space="preserve">, data </w:t>
@@ -84,7 +84,7 @@
         <w:t>Макроуровень — 3 типа</w:t>
       </w:r>
       <w:r>
-        <w:t xml:space="preserve"> (leiden, постановка C4_v5features_v5graph). K не задавался: выбран правилом «Pareto по z-оценкам ICVI → минимальный размер ≥ 3 → медиана бутстреп-ARI ≥ 0,5 → средний ранг z». Устойчивость: медиана ARI 0,94 при подвыборке узлов, 0,94 при блочном бутстрепе месяцев, 1,00 при пересборке признаков и сети.</w:t>
+        <w:t xml:space="preserve"> (spectral, постановка C4_v5features_v5graph). K не задавался: выбран правилом «Pareto по z-оценкам ICVI → минимальный размер ≥ 3 → медиана бутстреп-ARI ≥ 0,5 → средний ранг z». Устойчивость: медиана ARI 0,89 при подвыборке узлов, 0,82 при блочном бутстрепе месяцев, 0,91 при пересборке признаков и сети.</w:t>
       </w:r>
     </w:p>
     <w:p>
@@ -95,10 +95,10 @@
         <w:rPr>
           <w:b/>
         </w:rPr>
-        <w:t>Детальный уровень — 9 типов</w:t>
+        <w:t>Детальный уровень — 5 типов</w:t>
       </w:r>
       <w:r>
-        <w:t xml:space="preserve"> (spectral, то же правило при K ≥ 5): медиана бутстреп-ARI 0,51 — устойчив лишь частично; используется как уточнение, а не как самостоятельный вывод.</w:t>
+        <w:t xml:space="preserve"> (spectral, то же правило при K ≥ 5): медиана бутстреп-ARI 0,74 — устойчив лишь частично; используется как уточнение, а не как самостоятельный вывод.</w:t>
       </w:r>
     </w:p>
     <w:p>
@@ -112,7 +112,7 @@
         <w:t>Типология v4 (K = 7) не воспроизводится</w:t>
       </w:r>
       <w:r>
-        <w:t>: ARI между v5 и v4 = 0,32. После исправления AVU та же постановка v4 (признаки и граф v4) выбирает K = 6, а не 7. Численные выводы v4 в v5 не переносятся.</w:t>
+        <w:t>: ARI между v5 и v4 = 0,29. После исправления AVU та же постановка v4 (признаки и граф v4) выбирает K = 6, а не 7. Численные выводы v4 в v5 не переносятся.</w:t>
       </w:r>
     </w:p>
     <w:p>
@@ -126,7 +126,7 @@
         <w:t>Опубликованный AVU</w:t>
       </w:r>
       <w:r>
-        <w:t xml:space="preserve"> на расчётной сети v4 с метками v4 = 0,5357 (в v4 под именем AVU максимизировалась доля внутренних связей). AVU не лучше перестановочного нуля у 137 из 144 разбиений сетки (p ≥ 0,05), а у 114 — хуже случайного (z &lt; 0), тогда как модулярность значимо выше нуля (медиана z MQ_newman 18,8): внутри типов связи плотнее, но межтиповые связи сосредоточены между соседними типами — экономическое пространство региона скорее непрерывно, чем распадается на изолированные блоки.</w:t>
+        <w:t xml:space="preserve"> на расчётной сети v4 с метками v4 = 0,5357 (в v4 под именем AVU максимизировалась доля внутренних связей). AVU не лучше перестановочного нуля у 136 из 144 разбиений сетки (p ≥ 0,05), а у 118 — хуже случайного (z &lt; 0), тогда как модулярность значимо выше нуля (медиана z MQ_newman 19,2): внутри типов связи плотнее, но межтиповые связи сосредоточены между соседними типами — экономическое пространство региона скорее непрерывно, чем распадается на изолированные блоки.</w:t>
       </w:r>
     </w:p>
     <w:p>
@@ -140,7 +140,7 @@
         <w:t>Внешняя проверка</w:t>
       </w:r>
       <w:r>
-        <w:t xml:space="preserve"> признаками, не входившими в обучение (ВПН-2020: источники средств к существованию, образование; МСП): 23 из 29 показателей значимо различаются между типами после BH; 22 — и против пространственного нуля (MSR).</w:t>
+        <w:t xml:space="preserve"> признаками, не входившими в обучение (ВПН-2020: источники средств к существованию, образование; МСП): 24 из 29 показателей значимо различаются между типами после BH; 22 — и против пространственного нуля (MSR).</w:t>
       </w:r>
     </w:p>
     <w:p>
@@ -308,7 +308,7 @@
         <w:t>Рёбра</w:t>
       </w:r>
       <w:r>
-        <w:t>: self-tuning kNN (k = 8, локальный масштаб — 7-й сосед) по блочному расстоянию атрибутов, объединённый с нормированными структурными слоями (совместное движение трат, опережение-запаздывание, DTW — только по месяцам окна; потоки закупок между МО), α = 0,5. Расчётная матрица W хранится отдельно от визуальной проекции: 1 082 рёбер против 164 в проекции union-kNN k = 4; сетевые ICVI считаются только по W.</w:t>
+        <w:t>: self-tuning kNN (k = 8, локальный масштаб — 7-й сосед) по блочному расстоянию атрибутов, объединённый с нормированными структурными слоями (совместное движение трат, опережение-запаздывание, DTW — только по месяцам окна; потоки закупок между МО), α = 0,5. Расчётная матрица W хранится отдельно от визуальной проекции: 1 079 рёбер против 164 в проекции union-kNN k = 4; сетевые ICVI считаются только по W.</w:t>
       </w:r>
     </w:p>
     <w:p>
@@ -926,7 +926,7 @@
               <w:rPr>
                 <w:sz w:val="16"/>
               </w:rPr>
-              <w:t>6</w:t>
+              <w:t>10</w:t>
             </w:r>
           </w:p>
         </w:tc>
@@ -939,7 +939,7 @@
               <w:rPr>
                 <w:sz w:val="16"/>
               </w:rPr>
-              <w:t>0,64</w:t>
+              <w:t>0,55</w:t>
             </w:r>
           </w:p>
         </w:tc>
@@ -952,7 +952,7 @@
               <w:rPr>
                 <w:sz w:val="16"/>
               </w:rPr>
-              <w:t>4,67</w:t>
+              <w:t>4,00</w:t>
             </w:r>
           </w:p>
         </w:tc>
@@ -965,7 +965,7 @@
               <w:rPr>
                 <w:sz w:val="16"/>
               </w:rPr>
-              <w:t>0,06</w:t>
+              <w:t>0,01</w:t>
             </w:r>
           </w:p>
         </w:tc>
@@ -978,7 +978,7 @@
               <w:rPr>
                 <w:sz w:val="16"/>
               </w:rPr>
-              <w:t>6,3</w:t>
+              <w:t>4,2</w:t>
             </w:r>
           </w:p>
         </w:tc>
@@ -991,7 +991,7 @@
               <w:rPr>
                 <w:sz w:val="16"/>
               </w:rPr>
-              <w:t>0,78</w:t>
+              <w:t>0,66</w:t>
             </w:r>
           </w:p>
         </w:tc>
@@ -1004,7 +1004,7 @@
               <w:rPr>
                 <w:sz w:val="16"/>
               </w:rPr>
-              <w:t>0,38</w:t>
+              <w:t>0,25</w:t>
             </w:r>
           </w:p>
         </w:tc>
@@ -1017,7 +1017,7 @@
               <w:rPr>
                 <w:sz w:val="16"/>
               </w:rPr>
-              <w:t>0,56</w:t>
+              <w:t>0,51</w:t>
             </w:r>
           </w:p>
         </w:tc>
@@ -1030,7 +1030,7 @@
               <w:rPr>
                 <w:sz w:val="16"/>
               </w:rPr>
-              <w:t>0,22</w:t>
+              <w:t>0,16</w:t>
             </w:r>
           </w:p>
         </w:tc>
@@ -1058,7 +1058,7 @@
               <w:rPr>
                 <w:sz w:val="16"/>
               </w:rPr>
-              <w:t>leiden</w:t>
+              <w:t>spectral</w:t>
             </w:r>
           </w:p>
         </w:tc>
@@ -1084,7 +1084,7 @@
               <w:rPr>
                 <w:sz w:val="16"/>
               </w:rPr>
-              <w:t>0,94</w:t>
+              <w:t>0,89</w:t>
             </w:r>
           </w:p>
         </w:tc>
@@ -1097,7 +1097,7 @@
               <w:rPr>
                 <w:sz w:val="16"/>
               </w:rPr>
-              <w:t>6,50</w:t>
+              <w:t>7,17</w:t>
             </w:r>
           </w:p>
         </w:tc>
@@ -1110,7 +1110,7 @@
               <w:rPr>
                 <w:sz w:val="16"/>
               </w:rPr>
-              <w:t>0,16</w:t>
+              <w:t>0,15</w:t>
             </w:r>
           </w:p>
         </w:tc>
@@ -1123,7 +1123,7 @@
               <w:rPr>
                 <w:sz w:val="16"/>
               </w:rPr>
-              <w:t>12,9</w:t>
+              <w:t>12,7</w:t>
             </w:r>
           </w:p>
         </w:tc>
@@ -1149,7 +1149,7 @@
               <w:rPr>
                 <w:sz w:val="16"/>
               </w:rPr>
-              <w:t>0,62</w:t>
+              <w:t>0,61</w:t>
             </w:r>
           </w:p>
         </w:tc>
@@ -1216,7 +1216,7 @@
               <w:rPr>
                 <w:sz w:val="16"/>
               </w:rPr>
-              <w:t>9</w:t>
+              <w:t>5</w:t>
             </w:r>
           </w:p>
         </w:tc>
@@ -1229,7 +1229,7 @@
               <w:rPr>
                 <w:sz w:val="16"/>
               </w:rPr>
-              <w:t>0,50</w:t>
+              <w:t>0,75</w:t>
             </w:r>
           </w:p>
         </w:tc>
@@ -1242,7 +1242,7 @@
               <w:rPr>
                 <w:sz w:val="16"/>
               </w:rPr>
-              <w:t>4,50</w:t>
+              <w:t>5,50</w:t>
             </w:r>
           </w:p>
         </w:tc>
@@ -1255,7 +1255,7 @@
               <w:rPr>
                 <w:sz w:val="16"/>
               </w:rPr>
-              <w:t>0,05</w:t>
+              <w:t>0,06</w:t>
             </w:r>
           </w:p>
         </w:tc>
@@ -1268,7 +1268,7 @@
               <w:rPr>
                 <w:sz w:val="16"/>
               </w:rPr>
-              <w:t>5,8</w:t>
+              <w:t>8,8</w:t>
             </w:r>
           </w:p>
         </w:tc>
@@ -1281,7 +1281,7 @@
               <w:rPr>
                 <w:sz w:val="16"/>
               </w:rPr>
-              <w:t>0,65</w:t>
+              <w:t>0,66</w:t>
             </w:r>
           </w:p>
         </w:tc>
@@ -1294,7 +1294,7 @@
               <w:rPr>
                 <w:sz w:val="16"/>
               </w:rPr>
-              <w:t>0,27</w:t>
+              <w:t>0,43</w:t>
             </w:r>
           </w:p>
         </w:tc>
@@ -1307,7 +1307,7 @@
               <w:rPr>
                 <w:sz w:val="16"/>
               </w:rPr>
-              <w:t>0,52</w:t>
+              <w:t>0,57</w:t>
             </w:r>
           </w:p>
         </w:tc>
@@ -1320,7 +1320,7 @@
               <w:rPr>
                 <w:sz w:val="16"/>
               </w:rPr>
-              <w:t>0,18</w:t>
+              <w:t>0,24</w:t>
             </w:r>
           </w:p>
         </w:tc>
@@ -1415,7 +1415,7 @@
         <w:pStyle w:val="ListBullet"/>
       </w:pPr>
       <w:r>
-        <w:t>Медиана устойчивости членства (подвыборка узлов) 0,98; типичные МО: МР Буздякский, МР Альшеевский, МР Давлекановский; пограничных МО нет.</w:t>
+        <w:t>Медиана устойчивости членства (подвыборка узлов) 0,96; типичные МО: МР Буздякский, МР Ермекеевский, МР Федоровский; пограничных МО нет.</w:t>
       </w:r>
     </w:p>
     <w:p>
@@ -1431,12 +1431,12 @@
         <w:pStyle w:val="Heading3"/>
       </w:pPr>
       <w:r>
-        <w:t>Тип 2: выше доля общепита; высокие безналичные траты на жителя</w:t>
+        <w:t>Тип 2: высокие безналичные траты на жителя; выше доля общепита</w:t>
       </w:r>
     </w:p>
     <w:p>
       <w:r>
-        <w:t>21 МО, население на 1.01.2024 — 3 044 174 чел. Отличительные признаки (разность медиан робастных z с остальными МО): выше доля общепита; высокие безналичные траты на жителя; меньший миграционный отток [sber_ilr2 (-1.48 IQR-z); sber_spend_pc_log (+1.48); migr_rate (+1.30)].</w:t>
+        <w:t>20 МО, население на 1.01.2024 — 2 987 704 чел. Отличительные признаки (разность медиан робастных z с остальными МО): высокие безналичные траты на жителя; выше доля общепита; меньший миграционный отток [sber_spend_pc_log (+1.49 IQR-z); sber_ilr2 (-1.43); migr_rate (+1.35)].</w:t>
       </w:r>
     </w:p>
     <w:p>
@@ -1444,7 +1444,7 @@
         <w:pStyle w:val="ListBullet"/>
       </w:pPr>
       <w:r>
-        <w:t>Медианы: безналичные траты 27 763 руб./жителя/мес.; госзаказ 44-ФЗ 16 852 руб./жителя/год; изменение населения за 2023 г. -0,9%; естественный прирост -5,4‰; миграционный -2,9‰ (в таблицах Росстата — на 10 000 жителей: -29,2); доля 65+ 15,0%.</w:t>
+        <w:t>Медианы: безналичные траты 27 782 руб./жителя/мес.; госзаказ 44-ФЗ 16 783 руб./жителя/год; изменение населения за 2023 г. -0,9%; естественный прирост -5,5‰; миграционный -2,6‰ (в таблицах Росстата — на 10 000 жителей: -25,6); доля 65+ 15,1%.</w:t>
       </w:r>
     </w:p>
     <w:p>
@@ -1452,7 +1452,7 @@
         <w:pStyle w:val="ListBullet"/>
       </w:pPr>
       <w:r>
-        <w:t>Внешние показатели (не входили в обучение): доля населения с заработком как основным источником средств 43,2%, с пенсией/пособием — 28,2%, с высшим образованием 15,6%; наибольшая специализация МСП — общепит, досуг, бытовые услуги (LQ 1,13) (LQ сельского хозяйства 1,02, промышленности 1,08, деловых услуг 0,84).</w:t>
+        <w:t>Внешние показатели (не входили в обучение): доля населения с заработком как основным источником средств 43,6%, с пенсией/пособием — 28,3%, с высшим образованием 15,3%; наибольшая специализация МСП — общепит, досуг, бытовые услуги (LQ 1,12) (LQ сельского хозяйства 1,02, промышленности 1,06, деловых услуг 0,83).</w:t>
       </w:r>
     </w:p>
     <w:p>
@@ -1460,7 +1460,7 @@
         <w:pStyle w:val="ListBullet"/>
       </w:pPr>
       <w:r>
-        <w:t>Медиана устойчивости членства (подвыборка узлов) 1,00; типичные МО: ГО Кумертау, МР Дюртюлинский, ГО Нефтекамск; пограничных МО нет.</w:t>
+        <w:t>Медиана устойчивости членства (подвыборка узлов) 0,95; типичные МО: МР Бирский, МР Мелеузовский, МР Стерлитамакский; пограничных МО нет.</w:t>
       </w:r>
     </w:p>
     <w:p>
@@ -1468,7 +1468,7 @@
         <w:pStyle w:val="ListBullet"/>
       </w:pPr>
       <w:r>
-        <w:t>Состав: ГО Кумертау, ГО Нефтекамск, ГО Октябрьский, ГО Салават, ГО Сибай, ГО Стерлитамак, ГО Уфа, МР Белебеевский, МР Белорецкий, МР Бирский, МР Благовещенский, МР Дюртюлинский, МР Иглинский, МР Ишимбайский, МР Мелеузовский, МР Стерлитамакский, МР Туймазинский, МР Уфимский, МР Учалинский, МР Чишминский, МР Янаульский.</w:t>
+        <w:t>Состав: ГО Кумертау, ГО Нефтекамск, ГО Октябрьский, ГО Салават, ГО Стерлитамак, ГО Уфа, МР Белебеевский, МР Белорецкий, МР Бирский, МР Благовещенский, МР Дюртюлинский, МР Иглинский, МР Ишимбайский, МР Мелеузовский, МР Стерлитамакский, МР Туймазинский, МР Уфимский, МР Учалинский, МР Чишминский, МР Янаульский.</w:t>
       </w:r>
     </w:p>
     <w:p>
@@ -1476,12 +1476,12 @@
         <w:pStyle w:val="Heading3"/>
       </w:pPr>
       <w:r>
-        <w:t>Тип 3: много детей; выше доля транспорта в тратах</w:t>
+        <w:t>Тип 3: молодое население; много детей</w:t>
       </w:r>
     </w:p>
     <w:p>
       <w:r>
-        <w:t>14 МО, население на 1.01.2024 — 355 360 чел. Отличительные признаки (разность медиан робастных z с остальными МО): много детей; выше доля транспорта в тратах; молодое население [age_ilr1 (+1.39 IQR-z); sber_ilr4 (-1.33); age_ilr2 (+1.31)].</w:t>
+        <w:t>15 МО, население на 1.01.2024 — 411 830 чел. Отличительные признаки (разность медиан робастных z с остальными МО): молодое население; много детей; выше доля транспорта в тратах [age_ilr2 (+1.58 IQR-z); age_ilr1 (+1.33); sber_ilr4 (-1.32)].</w:t>
       </w:r>
     </w:p>
     <w:p>
@@ -1489,7 +1489,7 @@
         <w:pStyle w:val="ListBullet"/>
       </w:pPr>
       <w:r>
-        <w:t>Медианы: безналичные траты 20 448 руб./жителя/мес.; госзаказ 44-ФЗ 14 386 руб./жителя/год; изменение населения за 2023 г. -1,8%; естественный прирост -6,4‰; миграционный -10,5‰ (в таблицах Росстата — на 10 000 жителей: -104,7); доля 65+ 14,1%.</w:t>
+        <w:t>Медианы: безналичные траты 20 451 руб./жителя/мес.; госзаказ 44-ФЗ 14 443 руб./жителя/год; изменение населения за 2023 г. -1,8%; естественный прирост -5,8‰; миграционный -10,4‰ (в таблицах Росстата — на 10 000 жителей: -104,0); доля 65+ 13,7%.</w:t>
       </w:r>
     </w:p>
     <w:p>
@@ -1497,7 +1497,7 @@
         <w:pStyle w:val="ListBullet"/>
       </w:pPr>
       <w:r>
-        <w:t>Внешние показатели (не входили в обучение): доля населения с заработком как основным источником средств 36,4%, с пенсией/пособием — 31,7%, с высшим образованием 12,5%; наибольшая специализация МСП — сельское хозяйство (LQ 3,76) (LQ сельского хозяйства 3,76, промышленности 1,04, деловых услуг 0,63).</w:t>
+        <w:t>Внешние показатели (не входили в обучение): доля населения с заработком как основным источником средств 36,7%, с пенсией/пособием — 30,8%, с высшим образованием 12,6%; наибольшая специализация МСП — сельское хозяйство (LQ 3,72) (LQ сельского хозяйства 3,72, промышленности 1,05, деловых услуг 0,63).</w:t>
       </w:r>
     </w:p>
     <w:p>
@@ -1505,7 +1505,7 @@
         <w:pStyle w:val="ListBullet"/>
       </w:pPr>
       <w:r>
-        <w:t>Медиана устойчивости членства (подвыборка узлов) 0,92; типичные МО: МР Дуванский, МР Салаватский, МР Белокатайский; пограничных МО нет.</w:t>
+        <w:t>Медиана устойчивости членства (подвыборка узлов) 0,94; типичные МО: МР Зилаирский, МР Салаватский, МР Зианчуринский; пограничных МО нет.</w:t>
       </w:r>
     </w:p>
     <w:p>
@@ -1513,7 +1513,7 @@
         <w:pStyle w:val="ListBullet"/>
       </w:pPr>
       <w:r>
-        <w:t>Состав: МР Абзелиловский, МР Аскинский, МР Баймакский, МР Белокатайский, МР Бурзянский, МР Дуванский, МР Зианчуринский, МР Зилаирский, МР Кигинский, МР Кугарчинский, МР Мечетлинский, МР Салаватский, МР Татышлинский, МР Хайбуллинский.</w:t>
+        <w:t>Состав: ГО Сибай, МР Абзелиловский, МР Аскинский, МР Баймакский, МР Белокатайский, МР Бурзянский, МР Дуванский, МР Зианчуринский, МР Зилаирский, МР Кигинский, МР Кугарчинский, МР Мечетлинский, МР Салаватский, МР Татышлинский, МР Хайбуллинский.</w:t>
       </w:r>
     </w:p>
     <w:p>
@@ -1524,7 +1524,7 @@
         <w:t>ЗАТО Межгорье</w:t>
       </w:r>
       <w:r>
-        <w:t xml:space="preserve"> в основную типологию не входит (нет СберИндекса и муниципальной демографии Росстата). По блокам госзаказа ближайший центроид — Тип 2: выше доля общепита; высокие безналичные траты на жителя (расстояния до центроидов типов: 3,43; 2,08; 2,93); это ориентир, а не присвоение типа.</w:t>
+        <w:t xml:space="preserve"> в основную типологию не входит (нет СберИндекса и муниципальной демографии Росстата). По блокам госзаказа ближайший центроид — Тип 2: высокие безналичные траты на жителя; выше доля общепита (расстояния до центроидов типов: 3,43; 2,06; 2,92); это ориентир, а не присвоение типа.</w:t>
       </w:r>
     </w:p>
     <w:p>
@@ -1542,7 +1542,7 @@
       <w:r>
         <w:drawing>
           <wp:inline xmlns:a="http://schemas.openxmlformats.org/drawingml/2006/main" xmlns:pic="http://schemas.openxmlformats.org/drawingml/2006/picture">
-            <wp:extent cx="5760000" cy="8730256"/>
+            <wp:extent cx="5760000" cy="8701277"/>
             <wp:docPr id="3" name="Picture 3"/>
             <wp:cNvGraphicFramePr>
               <a:graphicFrameLocks noChangeAspect="1"/>
@@ -1563,7 +1563,7 @@
                   <pic:spPr>
                     <a:xfrm>
                       <a:off x="0" y="0"/>
-                      <a:ext cx="5760000" cy="8730256"/>
+                      <a:ext cx="5760000" cy="8701277"/>
                     </a:xfrm>
                     <a:prstGeom prst="rect"/>
                   </pic:spPr>
@@ -1587,7 +1587,7 @@
         <w:rPr>
           <w:i/>
         </w:rPr>
-        <w:t>Таблица 2. Детальные типы; медиана бутстреп-ARI уровня 0,51.</w:t>
+        <w:t>Таблица 2. Детальные типы; медиана бутстреп-ARI уровня 0,74.</w:t>
       </w:r>
     </w:p>
     <w:tbl>
@@ -1694,7 +1694,7 @@
               <w:rPr>
                 <w:sz w:val="16"/>
               </w:rPr>
-              <w:t>Тип 1: высокие безналичные траты на жителя; меньший миграционный отток</w:t>
+              <w:t>Тип 1: отставание роста трат; сильная естественная убыль</w:t>
             </w:r>
           </w:p>
         </w:tc>
@@ -1707,7 +1707,7 @@
               <w:rPr>
                 <w:sz w:val="16"/>
               </w:rPr>
-              <w:t>12</w:t>
+              <w:t>20</w:t>
             </w:r>
           </w:p>
         </w:tc>
@@ -1720,7 +1720,7 @@
               <w:rPr>
                 <w:sz w:val="16"/>
               </w:rPr>
-              <w:t>2 440 263</w:t>
+              <w:t>447 722</w:t>
             </w:r>
           </w:p>
         </w:tc>
@@ -1733,7 +1733,7 @@
               <w:rPr>
                 <w:sz w:val="16"/>
               </w:rPr>
-              <w:t>высокие безналичные траты на жителя; меньший миграционный отток; выше доля общепита</w:t>
+              <w:t>отставание роста трат; сильная естественная убыль; старшее население (65+)</w:t>
             </w:r>
           </w:p>
         </w:tc>
@@ -1746,7 +1746,7 @@
               <w:rPr>
                 <w:sz w:val="16"/>
               </w:rPr>
-              <w:t>0,60</w:t>
+              <w:t>0,82</w:t>
             </w:r>
           </w:p>
         </w:tc>
@@ -1759,7 +1759,7 @@
               <w:rPr>
                 <w:sz w:val="16"/>
               </w:rPr>
-              <w:t>ГО Кумертау, ГО Октябрьский, ГО Салават</w:t>
+              <w:t>МР Альшеевский, МР Шаранский, МР Чекмагушевский</w:t>
             </w:r>
           </w:p>
         </w:tc>
@@ -1774,7 +1774,7 @@
               <w:rPr>
                 <w:sz w:val="16"/>
               </w:rPr>
-              <w:t>Тип 2: почти нет закупок госкомпаний (223-ФЗ); отставание роста трат</w:t>
+              <w:t>Тип 2: высокие безналичные траты на жителя; меньший миграционный отток</w:t>
             </w:r>
           </w:p>
         </w:tc>
@@ -1787,7 +1787,7 @@
               <w:rPr>
                 <w:sz w:val="16"/>
               </w:rPr>
-              <w:t>8</w:t>
+              <w:t>12</w:t>
             </w:r>
           </w:p>
         </w:tc>
@@ -1800,7 +1800,7 @@
               <w:rPr>
                 <w:sz w:val="16"/>
               </w:rPr>
-              <w:t>212 711</w:t>
+              <w:t>2 440 263</w:t>
             </w:r>
           </w:p>
         </w:tc>
@@ -1813,7 +1813,7 @@
               <w:rPr>
                 <w:sz w:val="16"/>
               </w:rPr>
-              <w:t>почти нет закупок госкомпаний (223-ФЗ); отставание роста трат; старшее население (65+)</w:t>
+              <w:t>высокие безналичные траты на жителя; меньший миграционный отток; выше доля общепита</w:t>
             </w:r>
           </w:p>
         </w:tc>
@@ -1826,7 +1826,7 @@
               <w:rPr>
                 <w:sz w:val="16"/>
               </w:rPr>
-              <w:t>0,49</w:t>
+              <w:t>0,93</w:t>
             </w:r>
           </w:p>
         </w:tc>
@@ -1839,7 +1839,7 @@
               <w:rPr>
                 <w:sz w:val="16"/>
               </w:rPr>
-              <w:t>МР Альшеевский, МР Давлекановский, МР Шаранский</w:t>
+              <w:t>МР Мелеузовский, ГО Уфа, ГО Кумертау</w:t>
             </w:r>
           </w:p>
         </w:tc>
@@ -1854,7 +1854,7 @@
               <w:rPr>
                 <w:sz w:val="16"/>
               </w:rPr>
-              <w:t>Тип 3: сильная естественная убыль; мало детей</w:t>
+              <w:t>Тип 3: опережающий рост трат; высокие безналичные траты на жителя</w:t>
             </w:r>
           </w:p>
         </w:tc>
@@ -1867,7 +1867,7 @@
               <w:rPr>
                 <w:sz w:val="16"/>
               </w:rPr>
-              <w:t>7</w:t>
+              <w:t>11</w:t>
             </w:r>
           </w:p>
         </w:tc>
@@ -1880,7 +1880,7 @@
               <w:rPr>
                 <w:sz w:val="16"/>
               </w:rPr>
-              <w:t>234 637</w:t>
+              <w:t>662 277</w:t>
             </w:r>
           </w:p>
         </w:tc>
@@ -1893,7 +1893,7 @@
               <w:rPr>
                 <w:sz w:val="16"/>
               </w:rPr>
-              <w:t>сильная естественная убыль; мало детей; старшее население (65+)</w:t>
+              <w:t>опережающий рост трат; высокие безналичные траты на жителя; медленное сокращение населения</w:t>
             </w:r>
           </w:p>
         </w:tc>
@@ -1906,7 +1906,7 @@
               <w:rPr>
                 <w:sz w:val="16"/>
               </w:rPr>
-              <w:t>0,29</w:t>
+              <w:t>0,69</w:t>
             </w:r>
           </w:p>
         </w:tc>
@@ -1919,7 +1919,7 @@
               <w:rPr>
                 <w:sz w:val="16"/>
               </w:rPr>
-              <w:t>МР Краснокамский, МР Бижбулякский, МР Янаульский</w:t>
+              <w:t>МР Благовещенский, МР Чишминский, МР Иглинский</w:t>
             </w:r>
           </w:p>
         </w:tc>
@@ -1934,7 +1934,7 @@
               <w:rPr>
                 <w:sz w:val="16"/>
               </w:rPr>
-              <w:t>Тип 4: поставщики из других МО РБ; продукты важнее здоровья в тратах</w:t>
+              <w:t>Тип 4: молодое население; много детей</w:t>
             </w:r>
           </w:p>
         </w:tc>
@@ -1947,7 +1947,7 @@
               <w:rPr>
                 <w:sz w:val="16"/>
               </w:rPr>
-              <w:t>7</w:t>
+              <w:t>10</w:t>
             </w:r>
           </w:p>
         </w:tc>
@@ -1960,7 +1960,7 @@
               <w:rPr>
                 <w:sz w:val="16"/>
               </w:rPr>
-              <w:t>149 812</w:t>
+              <w:t>274 565</w:t>
             </w:r>
           </w:p>
         </w:tc>
@@ -1973,7 +1973,7 @@
               <w:rPr>
                 <w:sz w:val="16"/>
               </w:rPr>
-              <w:t>поставщики из других МО РБ; продукты важнее здоровья в тратах; отставание роста трат</w:t>
+              <w:t>молодое население; много детей; выше доля транспорта в тратах</w:t>
             </w:r>
           </w:p>
         </w:tc>
@@ -1986,7 +1986,7 @@
               <w:rPr>
                 <w:sz w:val="16"/>
               </w:rPr>
-              <w:t>0,48</w:t>
+              <w:t>0,82</w:t>
             </w:r>
           </w:p>
         </w:tc>
@@ -1999,7 +1999,7 @@
               <w:rPr>
                 <w:sz w:val="16"/>
               </w:rPr>
-              <w:t>МР Нуримановский, МР Благоварский, МР Мишкинский</w:t>
+              <w:t>МР Баймакский, МР Хайбуллинский, МР Бурзянский</w:t>
             </w:r>
           </w:p>
         </w:tc>
@@ -2014,7 +2014,7 @@
               <w:rPr>
                 <w:sz w:val="16"/>
               </w:rPr>
-              <w:t>Тип 5: опережающий рост трат; высокие безналичные траты на жителя</w:t>
+              <w:t>Тип 5: поставщики внутри РБ; выше доля транспорта в тратах</w:t>
             </w:r>
           </w:p>
         </w:tc>
@@ -2027,7 +2027,7 @@
               <w:rPr>
                 <w:sz w:val="16"/>
               </w:rPr>
-              <w:t>7</w:t>
+              <w:t>9</w:t>
             </w:r>
           </w:p>
         </w:tc>
@@ -2040,7 +2040,7 @@
               <w:rPr>
                 <w:sz w:val="16"/>
               </w:rPr>
-              <w:t>502 341</w:t>
+              <w:t>224 058</w:t>
             </w:r>
           </w:p>
         </w:tc>
@@ -2053,7 +2053,7 @@
               <w:rPr>
                 <w:sz w:val="16"/>
               </w:rPr>
-              <w:t>опережающий рост трат; высокие безналичные траты на жителя; молодое население</w:t>
+              <w:t>поставщики внутри РБ; выше доля транспорта в тратах; ниже доля общепита</w:t>
             </w:r>
           </w:p>
         </w:tc>
@@ -2066,7 +2066,7 @@
               <w:rPr>
                 <w:sz w:val="16"/>
               </w:rPr>
-              <w:t>0,62</w:t>
+              <w:t>0,80</w:t>
             </w:r>
           </w:p>
         </w:tc>
@@ -2079,327 +2079,7 @@
               <w:rPr>
                 <w:sz w:val="16"/>
               </w:rPr>
-              <w:t>МР Благовещенский, МР Бирский, МР Иглинский</w:t>
-            </w:r>
-          </w:p>
-        </w:tc>
-      </w:tr>
-      <w:tr>
-        <w:tc>
-          <w:tcPr>
-            <w:tcW w:type="dxa" w:w="1662"/>
-          </w:tcPr>
-          <w:p>
-            <w:r>
-              <w:rPr>
-                <w:sz w:val="16"/>
-              </w:rPr>
-              <w:t>Тип 6: молодое население; много детей</w:t>
-            </w:r>
-          </w:p>
-        </w:tc>
-        <w:tc>
-          <w:tcPr>
-            <w:tcW w:type="dxa" w:w="1662"/>
-          </w:tcPr>
-          <w:p>
-            <w:r>
-              <w:rPr>
-                <w:sz w:val="16"/>
-              </w:rPr>
-              <w:t>6</w:t>
-            </w:r>
-          </w:p>
-        </w:tc>
-        <w:tc>
-          <w:tcPr>
-            <w:tcW w:type="dxa" w:w="1662"/>
-          </w:tcPr>
-          <w:p>
-            <w:r>
-              <w:rPr>
-                <w:sz w:val="16"/>
-              </w:rPr>
-              <w:t>181 227</w:t>
-            </w:r>
-          </w:p>
-        </w:tc>
-        <w:tc>
-          <w:tcPr>
-            <w:tcW w:type="dxa" w:w="1662"/>
-          </w:tcPr>
-          <w:p>
-            <w:r>
-              <w:rPr>
-                <w:sz w:val="16"/>
-              </w:rPr>
-              <w:t>молодое население; много детей; меньшая естественная убыль</w:t>
-            </w:r>
-          </w:p>
-        </w:tc>
-        <w:tc>
-          <w:tcPr>
-            <w:tcW w:type="dxa" w:w="1662"/>
-          </w:tcPr>
-          <w:p>
-            <w:r>
-              <w:rPr>
-                <w:sz w:val="16"/>
-              </w:rPr>
-              <w:t>0,83</w:t>
-            </w:r>
-          </w:p>
-        </w:tc>
-        <w:tc>
-          <w:tcPr>
-            <w:tcW w:type="dxa" w:w="1662"/>
-          </w:tcPr>
-          <w:p>
-            <w:r>
-              <w:rPr>
-                <w:sz w:val="16"/>
-              </w:rPr>
-              <w:t>МР Бурзянский, МР Хайбуллинский, МР Баймакский</w:t>
-            </w:r>
-          </w:p>
-        </w:tc>
-      </w:tr>
-      <w:tr>
-        <w:tc>
-          <w:tcPr>
-            <w:tcW w:type="dxa" w:w="1662"/>
-          </w:tcPr>
-          <w:p>
-            <w:r>
-              <w:rPr>
-                <w:sz w:val="16"/>
-              </w:rPr>
-              <w:t>Тип 7: поставщики внутри РБ; высокий госзаказ на жителя</w:t>
-            </w:r>
-          </w:p>
-        </w:tc>
-        <w:tc>
-          <w:tcPr>
-            <w:tcW w:type="dxa" w:w="1662"/>
-          </w:tcPr>
-          <w:p>
-            <w:r>
-              <w:rPr>
-                <w:sz w:val="16"/>
-              </w:rPr>
-              <w:t>5</w:t>
-            </w:r>
-          </w:p>
-        </w:tc>
-        <w:tc>
-          <w:tcPr>
-            <w:tcW w:type="dxa" w:w="1662"/>
-          </w:tcPr>
-          <w:p>
-            <w:r>
-              <w:rPr>
-                <w:sz w:val="16"/>
-              </w:rPr>
-              <w:t>109 444</w:t>
-            </w:r>
-          </w:p>
-        </w:tc>
-        <w:tc>
-          <w:tcPr>
-            <w:tcW w:type="dxa" w:w="1662"/>
-          </w:tcPr>
-          <w:p>
-            <w:r>
-              <w:rPr>
-                <w:sz w:val="16"/>
-              </w:rPr>
-              <w:t>поставщики внутри РБ; высокий госзаказ на жителя; выше доля транспорта в тратах</w:t>
-            </w:r>
-          </w:p>
-        </w:tc>
-        <w:tc>
-          <w:tcPr>
-            <w:tcW w:type="dxa" w:w="1662"/>
-          </w:tcPr>
-          <w:p>
-            <w:r>
-              <w:rPr>
-                <w:sz w:val="16"/>
-              </w:rPr>
-              <w:t>0,79</w:t>
-            </w:r>
-          </w:p>
-        </w:tc>
-        <w:tc>
-          <w:tcPr>
-            <w:tcW w:type="dxa" w:w="1662"/>
-          </w:tcPr>
-          <w:p>
-            <w:r>
-              <w:rPr>
-                <w:sz w:val="16"/>
-              </w:rPr>
-              <w:t>МР Аскинский, МР Балтачевский, МР Татышлинский</w:t>
-            </w:r>
-          </w:p>
-        </w:tc>
-      </w:tr>
-      <w:tr>
-        <w:tc>
-          <w:tcPr>
-            <w:tcW w:type="dxa" w:w="1662"/>
-          </w:tcPr>
-          <w:p>
-            <w:r>
-              <w:rPr>
-                <w:sz w:val="16"/>
-              </w:rPr>
-              <w:t>Тип 8: выше доля прочих трат; много детей</w:t>
-            </w:r>
-          </w:p>
-        </w:tc>
-        <w:tc>
-          <w:tcPr>
-            <w:tcW w:type="dxa" w:w="1662"/>
-          </w:tcPr>
-          <w:p>
-            <w:r>
-              <w:rPr>
-                <w:sz w:val="16"/>
-              </w:rPr>
-              <w:t>5</w:t>
-            </w:r>
-          </w:p>
-        </w:tc>
-        <w:tc>
-          <w:tcPr>
-            <w:tcW w:type="dxa" w:w="1662"/>
-          </w:tcPr>
-          <w:p>
-            <w:r>
-              <w:rPr>
-                <w:sz w:val="16"/>
-              </w:rPr>
-              <w:t>112 655</w:t>
-            </w:r>
-          </w:p>
-        </w:tc>
-        <w:tc>
-          <w:tcPr>
-            <w:tcW w:type="dxa" w:w="1662"/>
-          </w:tcPr>
-          <w:p>
-            <w:r>
-              <w:rPr>
-                <w:sz w:val="16"/>
-              </w:rPr>
-              <w:t>выше доля прочих трат; много детей; выше доля транспорта в тратах</w:t>
-            </w:r>
-          </w:p>
-        </w:tc>
-        <w:tc>
-          <w:tcPr>
-            <w:tcW w:type="dxa" w:w="1662"/>
-          </w:tcPr>
-          <w:p>
-            <w:r>
-              <w:rPr>
-                <w:sz w:val="16"/>
-              </w:rPr>
-              <w:t>0,93</w:t>
-            </w:r>
-          </w:p>
-        </w:tc>
-        <w:tc>
-          <w:tcPr>
-            <w:tcW w:type="dxa" w:w="1662"/>
-          </w:tcPr>
-          <w:p>
-            <w:r>
-              <w:rPr>
-                <w:sz w:val="16"/>
-              </w:rPr>
-              <w:t>МР Белокатайский, МР Кигинский, МР Мечетлинский</w:t>
-            </w:r>
-          </w:p>
-        </w:tc>
-      </w:tr>
-      <w:tr>
-        <w:tc>
-          <w:tcPr>
-            <w:tcW w:type="dxa" w:w="1662"/>
-          </w:tcPr>
-          <w:p>
-            <w:r>
-              <w:rPr>
-                <w:sz w:val="16"/>
-              </w:rPr>
-              <w:t>Тип 9: концентрированные поставщики; отставание роста трат</w:t>
-            </w:r>
-          </w:p>
-        </w:tc>
-        <w:tc>
-          <w:tcPr>
-            <w:tcW w:type="dxa" w:w="1662"/>
-          </w:tcPr>
-          <w:p>
-            <w:r>
-              <w:rPr>
-                <w:sz w:val="16"/>
-              </w:rPr>
-              <w:t>5</w:t>
-            </w:r>
-          </w:p>
-        </w:tc>
-        <w:tc>
-          <w:tcPr>
-            <w:tcW w:type="dxa" w:w="1662"/>
-          </w:tcPr>
-          <w:p>
-            <w:r>
-              <w:rPr>
-                <w:sz w:val="16"/>
-              </w:rPr>
-              <w:t>105 795</w:t>
-            </w:r>
-          </w:p>
-        </w:tc>
-        <w:tc>
-          <w:tcPr>
-            <w:tcW w:type="dxa" w:w="1662"/>
-          </w:tcPr>
-          <w:p>
-            <w:r>
-              <w:rPr>
-                <w:sz w:val="16"/>
-              </w:rPr>
-              <w:t>концентрированные поставщики; отставание роста трат; выше доля трат на здоровье</w:t>
-            </w:r>
-          </w:p>
-        </w:tc>
-        <w:tc>
-          <w:tcPr>
-            <w:tcW w:type="dxa" w:w="1662"/>
-          </w:tcPr>
-          <w:p>
-            <w:r>
-              <w:rPr>
-                <w:sz w:val="16"/>
-              </w:rPr>
-              <w:t>0,30</w:t>
-            </w:r>
-          </w:p>
-        </w:tc>
-        <w:tc>
-          <w:tcPr>
-            <w:tcW w:type="dxa" w:w="1662"/>
-          </w:tcPr>
-          <w:p>
-            <w:r>
-              <w:rPr>
-                <w:sz w:val="16"/>
-              </w:rPr>
-              <w:t>МР Стерлибашевский, МР Аургазинский, МР Калтасинский</w:t>
+              <w:t>МР Аскинский, МР Татышлинский, МР Балтачевский</w:t>
             </w:r>
           </w:p>
         </w:tc>
@@ -2565,7 +2245,7 @@
               <w:rPr>
                 <w:sz w:val="16"/>
               </w:rPr>
-              <w:t>0,32</w:t>
+              <w:t>0,29</w:t>
             </w:r>
           </w:p>
         </w:tc>
@@ -2658,7 +2338,7 @@
               <w:rPr>
                 <w:sz w:val="16"/>
               </w:rPr>
-              <w:t>0,35</w:t>
+              <w:t>0,31</w:t>
             </w:r>
           </w:p>
         </w:tc>
@@ -2751,7 +2431,7 @@
               <w:rPr>
                 <w:sz w:val="16"/>
               </w:rPr>
-              <w:t>0,87</w:t>
+              <w:t>0,83</w:t>
             </w:r>
           </w:p>
         </w:tc>
@@ -2818,7 +2498,7 @@
               <w:rPr>
                 <w:sz w:val="16"/>
               </w:rPr>
-              <w:t>C3_v4features_v5graph|spectral|K=6|selected</w:t>
+              <w:t>C3_v4features_v5graph|spectral|K=10|selected</w:t>
             </w:r>
           </w:p>
         </w:tc>
@@ -2831,7 +2511,7 @@
               <w:rPr>
                 <w:sz w:val="16"/>
               </w:rPr>
-              <w:t>6</w:t>
+              <w:t>10</w:t>
             </w:r>
           </w:p>
         </w:tc>
@@ -2844,7 +2524,7 @@
               <w:rPr>
                 <w:sz w:val="16"/>
               </w:rPr>
-              <w:t>0,32</w:t>
+              <w:t>0,23</w:t>
             </w:r>
           </w:p>
         </w:tc>
@@ -2857,6 +2537,19 @@
               <w:rPr>
                 <w:sz w:val="16"/>
               </w:rPr>
+              <w:t>0,36</w:t>
+            </w:r>
+          </w:p>
+        </w:tc>
+        <w:tc>
+          <w:tcPr>
+            <w:tcW w:type="dxa" w:w="1425"/>
+          </w:tcPr>
+          <w:p>
+            <w:r>
+              <w:rPr>
+                <w:sz w:val="16"/>
+              </w:rPr>
               <w:t>0,51</w:t>
             </w:r>
           </w:p>
@@ -2870,7 +2563,7 @@
               <w:rPr>
                 <w:sz w:val="16"/>
               </w:rPr>
-              <w:t>0,56</w:t>
+              <w:t>0,16</w:t>
             </w:r>
           </w:p>
         </w:tc>
@@ -2883,20 +2576,7 @@
               <w:rPr>
                 <w:sz w:val="16"/>
               </w:rPr>
-              <w:t>0,22</w:t>
-            </w:r>
-          </w:p>
-        </w:tc>
-        <w:tc>
-          <w:tcPr>
-            <w:tcW w:type="dxa" w:w="1425"/>
-          </w:tcPr>
-          <w:p>
-            <w:r>
-              <w:rPr>
-                <w:sz w:val="16"/>
-              </w:rPr>
-              <w:t>0,06</w:t>
+              <w:t>0,01</w:t>
             </w:r>
           </w:p>
         </w:tc>
@@ -2911,7 +2591,7 @@
               <w:rPr>
                 <w:sz w:val="16"/>
               </w:rPr>
-              <w:t>C4_v5features_v5graph|leiden|K=3|selected</w:t>
+              <w:t>C4_v5features_v5graph|spectral|K=3|selected</w:t>
             </w:r>
           </w:p>
         </w:tc>
@@ -2950,7 +2630,7 @@
               <w:rPr>
                 <w:sz w:val="16"/>
               </w:rPr>
-              <w:t>0,32</w:t>
+              <w:t>0,29</w:t>
             </w:r>
           </w:p>
         </w:tc>
@@ -2989,7 +2669,7 @@
               <w:rPr>
                 <w:sz w:val="16"/>
               </w:rPr>
-              <w:t>0,16</w:t>
+              <w:t>0,15</w:t>
             </w:r>
           </w:p>
         </w:tc>
@@ -3004,7 +2684,7 @@
               <w:rPr>
                 <w:sz w:val="16"/>
               </w:rPr>
-              <w:t>C4_v5features_v5graph|spectral|K=9|detailed</w:t>
+              <w:t>C4_v5features_v5graph|spectral|K=5|detailed</w:t>
             </w:r>
           </w:p>
         </w:tc>
@@ -3017,7 +2697,7 @@
               <w:rPr>
                 <w:sz w:val="16"/>
               </w:rPr>
-              <w:t>9</w:t>
+              <w:t>5</w:t>
             </w:r>
           </w:p>
         </w:tc>
@@ -3030,6 +2710,19 @@
               <w:rPr>
                 <w:sz w:val="16"/>
               </w:rPr>
+              <w:t>0,53</w:t>
+            </w:r>
+          </w:p>
+        </w:tc>
+        <w:tc>
+          <w:tcPr>
+            <w:tcW w:type="dxa" w:w="1425"/>
+          </w:tcPr>
+          <w:p>
+            <w:r>
+              <w:rPr>
+                <w:sz w:val="16"/>
+              </w:rPr>
               <w:t>0,31</w:t>
             </w:r>
           </w:p>
@@ -3043,7 +2736,7 @@
               <w:rPr>
                 <w:sz w:val="16"/>
               </w:rPr>
-              <w:t>0,32</w:t>
+              <w:t>0,57</w:t>
             </w:r>
           </w:p>
         </w:tc>
@@ -3056,7 +2749,7 @@
               <w:rPr>
                 <w:sz w:val="16"/>
               </w:rPr>
-              <w:t>0,52</w:t>
+              <w:t>0,24</w:t>
             </w:r>
           </w:p>
         </w:tc>
@@ -3069,20 +2762,7 @@
               <w:rPr>
                 <w:sz w:val="16"/>
               </w:rPr>
-              <w:t>0,18</w:t>
-            </w:r>
-          </w:p>
-        </w:tc>
-        <w:tc>
-          <w:tcPr>
-            <w:tcW w:type="dxa" w:w="1425"/>
-          </w:tcPr>
-          <w:p>
-            <w:r>
-              <w:rPr>
-                <w:sz w:val="16"/>
-              </w:rPr>
-              <w:t>0,05</w:t>
+              <w:t>0,06</w:t>
             </w:r>
           </w:p>
         </w:tc>
@@ -3123,7 +2803,7 @@
               <w:rPr>
                 <w:sz w:val="16"/>
               </w:rPr>
-              <w:t>0,69</w:t>
+              <w:t>0,65</w:t>
             </w:r>
           </w:p>
         </w:tc>
@@ -3216,7 +2896,7 @@
               <w:rPr>
                 <w:sz w:val="16"/>
               </w:rPr>
-              <w:t>0,28</w:t>
+              <w:t>0,25</w:t>
             </w:r>
           </w:p>
         </w:tc>
@@ -3309,7 +2989,7 @@
               <w:rPr>
                 <w:sz w:val="16"/>
               </w:rPr>
-              <w:t>0,82</w:t>
+              <w:t>0,78</w:t>
             </w:r>
           </w:p>
         </w:tc>
@@ -3402,7 +3082,7 @@
               <w:rPr>
                 <w:sz w:val="16"/>
               </w:rPr>
-              <w:t>0,27</w:t>
+              <w:t>0,24</w:t>
             </w:r>
           </w:p>
         </w:tc>
@@ -3495,7 +3175,7 @@
               <w:rPr>
                 <w:sz w:val="16"/>
               </w:rPr>
-              <w:t>0,32</w:t>
+              <w:t>0,30</w:t>
             </w:r>
           </w:p>
         </w:tc>
@@ -3588,7 +3268,7 @@
               <w:rPr>
                 <w:sz w:val="16"/>
               </w:rPr>
-              <w:t>0,45</w:t>
+              <w:t>0,44</w:t>
             </w:r>
           </w:p>
         </w:tc>
@@ -3681,7 +3361,7 @@
               <w:rPr>
                 <w:sz w:val="16"/>
               </w:rPr>
-              <w:t>0,62</w:t>
+              <w:t>0,65</w:t>
             </w:r>
           </w:p>
         </w:tc>
@@ -3774,7 +3454,7 @@
               <w:rPr>
                 <w:sz w:val="16"/>
               </w:rPr>
-              <w:t>0,36</w:t>
+              <w:t>0,35</w:t>
             </w:r>
           </w:p>
         </w:tc>
@@ -3834,7 +3514,7 @@
     </w:tbl>
     <w:p>
       <w:r>
-        <w:t>Абляция (38 вариантов: исключение блока, слоя, смена α, k, правила рёбер, географии): медиана ARI с итогом 0,87, минимум 0,51 (forward_add: sber_level). Строгая география (только явное МО и согласованный налоговый орган): ARI 0,95.</w:t>
+        <w:t>Абляция (38 вариантов: исключение блока, слоя, смена α, k, правила рёбер, географии): медиана ARI с итогом 0,81, минимум 0,46 (forward_add: sber_level). Строгая география (только явное МО и согласованный налоговый орган): ARI 0,77.</w:t>
       </w:r>
     </w:p>
     <w:p>
@@ -3960,7 +3640,7 @@
               <w:rPr>
                 <w:sz w:val="16"/>
               </w:rPr>
-              <w:t>0,51</w:t>
+              <w:t>0,46</w:t>
             </w:r>
           </w:p>
         </w:tc>
@@ -3988,7 +3668,7 @@
               <w:rPr>
                 <w:sz w:val="16"/>
               </w:rPr>
-              <w:t>sber_level+sber_structure+proc_budget+proc_geo+proc_corp</w:t>
+              <w:t>sber_level+sber_structure+proc_budget+proc_geo</w:t>
             </w:r>
           </w:p>
         </w:tc>
@@ -4029,7 +3709,7 @@
               <w:rPr>
                 <w:sz w:val="16"/>
               </w:rPr>
-              <w:t>alpha</w:t>
+              <w:t>fusion</w:t>
             </w:r>
           </w:p>
         </w:tc>
@@ -4042,7 +3722,7 @@
               <w:rPr>
                 <w:sz w:val="16"/>
               </w:rPr>
-              <w:t>α=0.0</w:t>
+              <w:t>SNF(attr, comovement, dtw, flow)</w:t>
             </w:r>
           </w:p>
         </w:tc>
@@ -4068,7 +3748,7 @@
               <w:rPr>
                 <w:sz w:val="16"/>
               </w:rPr>
-              <w:t>0,64</w:t>
+              <w:t>0,58</w:t>
             </w:r>
           </w:p>
         </w:tc>
@@ -4083,7 +3763,7 @@
               <w:rPr>
                 <w:sz w:val="16"/>
               </w:rPr>
-              <w:t>fusion</w:t>
+              <w:t>forward_add</w:t>
             </w:r>
           </w:p>
         </w:tc>
@@ -4096,7 +3776,7 @@
               <w:rPr>
                 <w:sz w:val="16"/>
               </w:rPr>
-              <w:t>SNF(attr, comovement, dtw, flow)</w:t>
+              <w:t>sber_level+sber_structure+proc_budget+proc_geo+proc_corp</w:t>
             </w:r>
           </w:p>
         </w:tc>
@@ -4122,7 +3802,7 @@
               <w:rPr>
                 <w:sz w:val="16"/>
               </w:rPr>
-              <w:t>0,67</w:t>
+              <w:t>0,61</w:t>
             </w:r>
           </w:p>
         </w:tc>
@@ -4137,7 +3817,7 @@
               <w:rPr>
                 <w:sz w:val="16"/>
               </w:rPr>
-              <w:t>edge_rule</w:t>
+              <w:t>forward_add</w:t>
             </w:r>
           </w:p>
         </w:tc>
@@ -4150,7 +3830,7 @@
               <w:rPr>
                 <w:sz w:val="16"/>
               </w:rPr>
-              <w:t>self_tuning_threshold (равное число рёбер)</w:t>
+              <w:t>sber_level+sber_structure</w:t>
             </w:r>
           </w:p>
         </w:tc>
@@ -4176,7 +3856,7 @@
               <w:rPr>
                 <w:sz w:val="16"/>
               </w:rPr>
-              <w:t>0,71</w:t>
+              <w:t>0,62</w:t>
             </w:r>
           </w:p>
         </w:tc>
@@ -4191,7 +3871,7 @@
               <w:rPr>
                 <w:sz w:val="16"/>
               </w:rPr>
-              <w:t>knn_kscale</w:t>
+              <w:t>forward_add</w:t>
             </w:r>
           </w:p>
         </w:tc>
@@ -4204,7 +3884,7 @@
               <w:rPr>
                 <w:sz w:val="16"/>
               </w:rPr>
-              <w:t>k=12, k_scale=9</w:t>
+              <w:t>sber_level+sber_structure+proc_budget</w:t>
             </w:r>
           </w:p>
         </w:tc>
@@ -4230,7 +3910,7 @@
               <w:rPr>
                 <w:sz w:val="16"/>
               </w:rPr>
-              <w:t>0,73</w:t>
+              <w:t>0,66</w:t>
             </w:r>
           </w:p>
         </w:tc>
@@ -4245,7 +3925,7 @@
               <w:rPr>
                 <w:sz w:val="16"/>
               </w:rPr>
-              <w:t>mask</w:t>
+              <w:t>edge_rule</w:t>
             </w:r>
           </w:p>
         </w:tc>
@@ -4258,7 +3938,7 @@
               <w:rPr>
                 <w:sz w:val="16"/>
               </w:rPr>
-              <w:t>mutual-kNN</w:t>
+              <w:t>cosine_union_kNN (v4)</w:t>
             </w:r>
           </w:p>
         </w:tc>
@@ -4284,7 +3964,7 @@
               <w:rPr>
                 <w:sz w:val="16"/>
               </w:rPr>
-              <w:t>0,73</w:t>
+              <w:t>0,69</w:t>
             </w:r>
           </w:p>
         </w:tc>
@@ -4299,7 +3979,7 @@
               <w:rPr>
                 <w:sz w:val="16"/>
               </w:rPr>
-              <w:t>knn_kscale</w:t>
+              <w:t>drop_block</w:t>
             </w:r>
           </w:p>
         </w:tc>
@@ -4312,7 +3992,7 @@
               <w:rPr>
                 <w:sz w:val="16"/>
               </w:rPr>
-              <w:t>k=12, k_scale=7</w:t>
+              <w:t>−age_structure</w:t>
             </w:r>
           </w:p>
         </w:tc>
@@ -4338,7 +4018,7 @@
               <w:rPr>
                 <w:sz w:val="16"/>
               </w:rPr>
-              <w:t>0,73</w:t>
+              <w:t>0,71</w:t>
             </w:r>
           </w:p>
         </w:tc>
@@ -4401,12 +4081,12 @@
     </w:p>
     <w:p>
       <w:r>
-        <w:t>При β = 0,5 в режиме мониторинга средний ARI соседних кварталов 0,80, ARI со статической типологией 0,78. Большие β дают гладкость ценой отрыва от текущих данных (снижение MQ снимков) — поэтому основной β = 0,5, остальные приводятся как чувствительность.</w:t>
+        <w:t>При β = 0,5 в режиме мониторинга средний ARI соседних кварталов 0,77, ARI со статической типологией 0,72. Большие β дают гладкость ценой отрыва от текущих данных (снижение MQ снимков) — поэтому основной β = 0,5, остальные приводятся как чувствительность.</w:t>
       </w:r>
     </w:p>
     <w:p>
       <w:r>
-        <w:t>События (мониторинг, β = 0,5): continuation — 14, split — 3, merge — 3. Первые кварталы 2023 г. — период разогрева (окно короче года), их перестройки не интерпретируются как экономические сдвиги.</w:t>
+        <w:t>События (мониторинг, β = 0,5): continuation — 17, split — 3, merge — 3. Первые кварталы 2023 г. — период разогрева (окно короче года), их перестройки не интерпретируются как экономические сдвиги.</w:t>
       </w:r>
     </w:p>
     <w:p>
@@ -4557,7 +4237,7 @@
               <w:rPr>
                 <w:sz w:val="16"/>
               </w:rPr>
-              <w:t>0,63</w:t>
+              <w:t>0,57</w:t>
             </w:r>
           </w:p>
         </w:tc>
@@ -4624,7 +4304,7 @@
               <w:rPr>
                 <w:sz w:val="16"/>
               </w:rPr>
-              <w:t>доля городского населения (архив v4)</w:t>
+              <w:t>дотации на выравнивание на жителя (архив v4)</w:t>
             </w:r>
           </w:p>
         </w:tc>
@@ -4637,7 +4317,7 @@
               <w:rPr>
                 <w:sz w:val="16"/>
               </w:rPr>
-              <w:t>0,60</w:t>
+              <w:t>0,55</w:t>
             </w:r>
           </w:p>
         </w:tc>
@@ -4689,7 +4369,7 @@
               <w:rPr>
                 <w:sz w:val="16"/>
               </w:rPr>
-              <w:t>0,07</w:t>
+              <w:t>0,15</w:t>
             </w:r>
           </w:p>
         </w:tc>
@@ -4717,7 +4397,7 @@
               <w:rPr>
                 <w:sz w:val="16"/>
               </w:rPr>
-              <w:t>0,60</w:t>
+              <w:t>0,55</w:t>
             </w:r>
           </w:p>
         </w:tc>
@@ -4784,7 +4464,7 @@
               <w:rPr>
                 <w:sz w:val="16"/>
               </w:rPr>
-              <w:t>плотность населения, log (архив v4)</w:t>
+              <w:t>доля городского населения (архив v4)</w:t>
             </w:r>
           </w:p>
         </w:tc>
@@ -4797,7 +4477,7 @@
               <w:rPr>
                 <w:sz w:val="16"/>
               </w:rPr>
-              <w:t>0,59</w:t>
+              <w:t>0,53</w:t>
             </w:r>
           </w:p>
         </w:tc>
@@ -4849,7 +4529,7 @@
               <w:rPr>
                 <w:sz w:val="16"/>
               </w:rPr>
-              <w:t>0,14</w:t>
+              <w:t>0,07</w:t>
             </w:r>
           </w:p>
         </w:tc>
@@ -4864,7 +4544,7 @@
               <w:rPr>
                 <w:sz w:val="16"/>
               </w:rPr>
-              <w:t>дотации на выравнивание на жителя (архив v4)</w:t>
+              <w:t>плотность населения, log (архив v4)</w:t>
             </w:r>
           </w:p>
         </w:tc>
@@ -4877,7 +4557,7 @@
               <w:rPr>
                 <w:sz w:val="16"/>
               </w:rPr>
-              <w:t>0,58</w:t>
+              <w:t>0,50</w:t>
             </w:r>
           </w:p>
         </w:tc>
@@ -4929,7 +4609,7 @@
               <w:rPr>
                 <w:sz w:val="16"/>
               </w:rPr>
-              <w:t>0,15</w:t>
+              <w:t>0,14</w:t>
             </w:r>
           </w:p>
         </w:tc>
@@ -4957,7 +4637,7 @@
               <w:rPr>
                 <w:sz w:val="16"/>
               </w:rPr>
-              <w:t>0,57</w:t>
+              <w:t>0,50</w:t>
             </w:r>
           </w:p>
         </w:tc>
@@ -5037,7 +4717,7 @@
               <w:rPr>
                 <w:sz w:val="16"/>
               </w:rPr>
-              <w:t>0,52</w:t>
+              <w:t>0,49</w:t>
             </w:r>
           </w:p>
         </w:tc>
@@ -5104,7 +4784,7 @@
               <w:rPr>
                 <w:sz w:val="16"/>
               </w:rPr>
-              <w:t>LQ МСП: ИТ, финансы, недвижимость, деловые услуги</w:t>
+              <w:t>доля занятых в бюджетном секторе (архив v4)</w:t>
             </w:r>
           </w:p>
         </w:tc>
@@ -5117,7 +4797,7 @@
               <w:rPr>
                 <w:sz w:val="16"/>
               </w:rPr>
-              <w:t>0,48</w:t>
+              <w:t>0,47</w:t>
             </w:r>
           </w:p>
         </w:tc>
@@ -5169,7 +4849,7 @@
               <w:rPr>
                 <w:sz w:val="16"/>
               </w:rPr>
-              <w:t>0,12</w:t>
+              <w:t>0,21</w:t>
             </w:r>
           </w:p>
         </w:tc>
@@ -5184,7 +4864,7 @@
               <w:rPr>
                 <w:sz w:val="16"/>
               </w:rPr>
-              <w:t>ВПН-2020: доля с высшим образованием</w:t>
+              <w:t>LQ МСП: ИТ, финансы, недвижимость, деловые услуги</w:t>
             </w:r>
           </w:p>
         </w:tc>
@@ -5197,7 +4877,7 @@
               <w:rPr>
                 <w:sz w:val="16"/>
               </w:rPr>
-              <w:t>0,46</w:t>
+              <w:t>0,43</w:t>
             </w:r>
           </w:p>
         </w:tc>
@@ -5249,7 +4929,7 @@
               <w:rPr>
                 <w:sz w:val="16"/>
               </w:rPr>
-              <w:t>0,17</w:t>
+              <w:t>0,12</w:t>
             </w:r>
           </w:p>
         </w:tc>
@@ -5264,7 +4944,7 @@
               <w:rPr>
                 <w:sz w:val="16"/>
               </w:rPr>
-              <w:t>доля занятых в бюджетном секторе (архив v4)</w:t>
+              <w:t>ВПН-2020: доля с высшим образованием</w:t>
             </w:r>
           </w:p>
         </w:tc>
@@ -5277,7 +4957,7 @@
               <w:rPr>
                 <w:sz w:val="16"/>
               </w:rPr>
-              <w:t>0,45</w:t>
+              <w:t>0,42</w:t>
             </w:r>
           </w:p>
         </w:tc>
@@ -5329,7 +5009,7 @@
               <w:rPr>
                 <w:sz w:val="16"/>
               </w:rPr>
-              <w:t>0,21</w:t>
+              <w:t>0,17</w:t>
             </w:r>
           </w:p>
         </w:tc>
@@ -7200,7 +6880,7 @@
               <w:rPr>
                 <w:sz w:val="16"/>
               </w:rPr>
-              <w:t>0,63</w:t>
+              <w:t>0,61</w:t>
             </w:r>
           </w:p>
         </w:tc>
@@ -7213,7 +6893,7 @@
               <w:rPr>
                 <w:sz w:val="16"/>
               </w:rPr>
-              <w:t>0,35</w:t>
+              <w:t>0,34</w:t>
             </w:r>
           </w:p>
         </w:tc>
@@ -7226,7 +6906,7 @@
               <w:rPr>
                 <w:sz w:val="16"/>
               </w:rPr>
-              <w:t>0,45</w:t>
+              <w:t>0,44</w:t>
             </w:r>
           </w:p>
         </w:tc>
@@ -7293,7 +6973,7 @@
               <w:rPr>
                 <w:sz w:val="16"/>
               </w:rPr>
-              <w:t>0,66</w:t>
+              <w:t>0,65</w:t>
             </w:r>
           </w:p>
         </w:tc>
@@ -7306,7 +6986,7 @@
               <w:rPr>
                 <w:sz w:val="16"/>
               </w:rPr>
-              <w:t>0,40</w:t>
+              <w:t>0,39</w:t>
             </w:r>
           </w:p>
         </w:tc>
@@ -7386,7 +7066,7 @@
               <w:rPr>
                 <w:sz w:val="16"/>
               </w:rPr>
-              <w:t>0,66</w:t>
+              <w:t>0,68</w:t>
             </w:r>
           </w:p>
         </w:tc>
@@ -7412,7 +7092,7 @@
               <w:rPr>
                 <w:sz w:val="16"/>
               </w:rPr>
-              <w:t>0,48</w:t>
+              <w:t>0,47</w:t>
             </w:r>
           </w:p>
         </w:tc>
@@ -7479,7 +7159,7 @@
               <w:rPr>
                 <w:sz w:val="16"/>
               </w:rPr>
-              <w:t>0,39</w:t>
+              <w:t>0,65</w:t>
             </w:r>
           </w:p>
         </w:tc>
@@ -7492,7 +7172,7 @@
               <w:rPr>
                 <w:sz w:val="16"/>
               </w:rPr>
-              <w:t>0,12</w:t>
+              <w:t>0,20</w:t>
             </w:r>
           </w:p>
         </w:tc>
@@ -7505,7 +7185,7 @@
               <w:rPr>
                 <w:sz w:val="16"/>
               </w:rPr>
-              <w:t>0,19</w:t>
+              <w:t>0,29</w:t>
             </w:r>
           </w:p>
         </w:tc>
@@ -7572,7 +7252,7 @@
               <w:rPr>
                 <w:sz w:val="16"/>
               </w:rPr>
-              <w:t>0,29</w:t>
+              <w:t>0,40</w:t>
             </w:r>
           </w:p>
         </w:tc>
@@ -7585,7 +7265,7 @@
               <w:rPr>
                 <w:sz w:val="16"/>
               </w:rPr>
-              <w:t>0,11</w:t>
+              <w:t>0,19</w:t>
             </w:r>
           </w:p>
         </w:tc>
@@ -7598,7 +7278,7 @@
               <w:rPr>
                 <w:sz w:val="16"/>
               </w:rPr>
-              <w:t>0,16</w:t>
+              <w:t>0,27</w:t>
             </w:r>
           </w:p>
         </w:tc>
@@ -7665,7 +7345,7 @@
               <w:rPr>
                 <w:sz w:val="16"/>
               </w:rPr>
-              <w:t>0,24</w:t>
+              <w:t>0,40</w:t>
             </w:r>
           </w:p>
         </w:tc>
@@ -7678,7 +7358,7 @@
               <w:rPr>
                 <w:sz w:val="16"/>
               </w:rPr>
-              <w:t>0,10</w:t>
+              <w:t>0,21</w:t>
             </w:r>
           </w:p>
         </w:tc>
@@ -7691,7 +7371,7 @@
               <w:rPr>
                 <w:sz w:val="16"/>
               </w:rPr>
-              <w:t>0,16</w:t>
+              <w:t>0,29</w:t>
             </w:r>
           </w:p>
         </w:tc>
@@ -7704,7 +7384,7 @@
               <w:rPr>
                 <w:sz w:val="16"/>
               </w:rPr>
-              <w:t>0,0005</w:t>
+              <w:t>0,0001</w:t>
             </w:r>
           </w:p>
         </w:tc>
@@ -8253,7 +7933,7 @@
         <w:t>bash scripts/run_all.sh</w:t>
       </w:r>
       <w:r>
-        <w:t xml:space="preserve"> (база → тесты → расчёт → аудит → нагрузка → матрицы → D5 и дашборд → отчёт). Полный расчёт ≈ 12 мин на 4 vCPU, пик памяти 813 МиБ. Матрицы соответствия: </w:t>
+        <w:t xml:space="preserve"> (база → тесты → расчёт → аудит → нагрузка → матрицы → D5 и дашборд → отчёт). Полный расчёт ≈ 17 мин на 4 vCPU, пик памяти 752 МиБ. Матрицы соответствия: </w:t>
       </w:r>
       <w:r>
         <w:rPr>

--- a/econtypes_v5/docs/REPORT_v5.docx
+++ b/econtypes_v5/docs/REPORT_v5.docx
@@ -7852,7 +7852,7 @@
         <w:pStyle w:val="ListBullet"/>
       </w:pPr>
       <w:r>
-        <w:t>Региональный кейс (62 + 1 МО); перенос на всю Россию не проверялся на реальных данных — только масштабирование алгоритмов на синтетике (N = 2 016: пик памяти 471.2 МиБ).</w:t>
+        <w:t>Региональный кейс (62 + 1 МО); перенос на всю Россию не проверялся на реальных данных — только масштабирование алгоритмов на синтетике (N = 2 016: пик памяти 420.1 МиБ).</w:t>
       </w:r>
     </w:p>
     <w:p>

--- a/econtypes_v5/docs/REPORT_v5.docx
+++ b/econtypes_v5/docs/REPORT_v5.docx
@@ -6730,18 +6730,22 @@
         <w:tblLook w:firstColumn="1" w:firstRow="1" w:lastColumn="0" w:lastRow="0" w:noHBand="0" w:noVBand="1" w:val="04A0"/>
       </w:tblPr>
       <w:tblGrid>
-        <w:gridCol w:w="1425"/>
-        <w:gridCol w:w="1425"/>
-        <w:gridCol w:w="1425"/>
-        <w:gridCol w:w="1425"/>
-        <w:gridCol w:w="1425"/>
-        <w:gridCol w:w="1425"/>
-        <w:gridCol w:w="1425"/>
+        <w:gridCol w:w="907"/>
+        <w:gridCol w:w="907"/>
+        <w:gridCol w:w="907"/>
+        <w:gridCol w:w="907"/>
+        <w:gridCol w:w="907"/>
+        <w:gridCol w:w="907"/>
+        <w:gridCol w:w="907"/>
+        <w:gridCol w:w="907"/>
+        <w:gridCol w:w="907"/>
+        <w:gridCol w:w="907"/>
+        <w:gridCol w:w="907"/>
       </w:tblGrid>
       <w:tr>
         <w:tc>
           <w:tcPr>
-            <w:tcW w:type="dxa" w:w="1425"/>
+            <w:tcW w:type="dxa" w:w="907"/>
           </w:tcPr>
           <w:p>
             <w:r>
@@ -6754,7 +6758,7 @@
         </w:tc>
         <w:tc>
           <w:tcPr>
-            <w:tcW w:type="dxa" w:w="1425"/>
+            <w:tcW w:type="dxa" w:w="907"/>
           </w:tcPr>
           <w:p>
             <w:r>
@@ -6767,7 +6771,7 @@
         </w:tc>
         <w:tc>
           <w:tcPr>
-            <w:tcW w:type="dxa" w:w="1425"/>
+            <w:tcW w:type="dxa" w:w="907"/>
           </w:tcPr>
           <w:p>
             <w:r>
@@ -6780,7 +6784,7 @@
         </w:tc>
         <w:tc>
           <w:tcPr>
-            <w:tcW w:type="dxa" w:w="1425"/>
+            <w:tcW w:type="dxa" w:w="907"/>
           </w:tcPr>
           <w:p>
             <w:r>
@@ -6793,7 +6797,72 @@
         </w:tc>
         <w:tc>
           <w:tcPr>
-            <w:tcW w:type="dxa" w:w="1425"/>
+            <w:tcW w:type="dxa" w:w="907"/>
+          </w:tcPr>
+          <w:p>
+            <w:r>
+              <w:rPr>
+                <w:sz w:val="16"/>
+              </w:rPr>
+              <w:t>доля частого типа</w:t>
+            </w:r>
+          </w:p>
+        </w:tc>
+        <w:tc>
+          <w:tcPr>
+            <w:tcW w:type="dxa" w:w="907"/>
+          </w:tcPr>
+          <w:p>
+            <w:r>
+              <w:rPr>
+                <w:sz w:val="16"/>
+              </w:rPr>
+              <w:t>balanced accuracy</w:t>
+            </w:r>
+          </w:p>
+        </w:tc>
+        <w:tc>
+          <w:tcPr>
+            <w:tcW w:type="dxa" w:w="907"/>
+          </w:tcPr>
+          <w:p>
+            <w:r>
+              <w:rPr>
+                <w:sz w:val="16"/>
+              </w:rPr>
+              <w:t>ARI</w:t>
+            </w:r>
+          </w:p>
+        </w:tc>
+        <w:tc>
+          <w:tcPr>
+            <w:tcW w:type="dxa" w:w="907"/>
+          </w:tcPr>
+          <w:p>
+            <w:r>
+              <w:rPr>
+                <w:sz w:val="16"/>
+              </w:rPr>
+              <w:t>NMI</w:t>
+            </w:r>
+          </w:p>
+        </w:tc>
+        <w:tc>
+          <w:tcPr>
+            <w:tcW w:type="dxa" w:w="907"/>
+          </w:tcPr>
+          <w:p>
+            <w:r>
+              <w:rPr>
+                <w:sz w:val="16"/>
+              </w:rPr>
+              <w:t>контрактов 44-ФЗ</w:t>
+            </w:r>
+          </w:p>
+        </w:tc>
+        <w:tc>
+          <w:tcPr>
+            <w:tcW w:type="dxa" w:w="907"/>
           </w:tcPr>
           <w:p>
             <w:r>
@@ -6806,20 +6875,7 @@
         </w:tc>
         <w:tc>
           <w:tcPr>
-            <w:tcW w:type="dxa" w:w="1425"/>
-          </w:tcPr>
-          <w:p>
-            <w:r>
-              <w:rPr>
-                <w:sz w:val="16"/>
-              </w:rPr>
-              <w:t>нуль q95</w:t>
-            </w:r>
-          </w:p>
-        </w:tc>
-        <w:tc>
-          <w:tcPr>
-            <w:tcW w:type="dxa" w:w="1425"/>
+            <w:tcW w:type="dxa" w:w="907"/>
           </w:tcPr>
           <w:p>
             <w:r>
@@ -6834,7 +6890,7 @@
       <w:tr>
         <w:tc>
           <w:tcPr>
-            <w:tcW w:type="dxa" w:w="1425"/>
+            <w:tcW w:type="dxa" w:w="907"/>
           </w:tcPr>
           <w:p>
             <w:r>
@@ -6847,7 +6903,7 @@
         </w:tc>
         <w:tc>
           <w:tcPr>
-            <w:tcW w:type="dxa" w:w="1425"/>
+            <w:tcW w:type="dxa" w:w="907"/>
           </w:tcPr>
           <w:p>
             <w:r>
@@ -6860,7 +6916,7 @@
         </w:tc>
         <w:tc>
           <w:tcPr>
-            <w:tcW w:type="dxa" w:w="1425"/>
+            <w:tcW w:type="dxa" w:w="907"/>
           </w:tcPr>
           <w:p>
             <w:r>
@@ -6873,7 +6929,7 @@
         </w:tc>
         <w:tc>
           <w:tcPr>
-            <w:tcW w:type="dxa" w:w="1425"/>
+            <w:tcW w:type="dxa" w:w="907"/>
           </w:tcPr>
           <w:p>
             <w:r>
@@ -6886,7 +6942,72 @@
         </w:tc>
         <w:tc>
           <w:tcPr>
-            <w:tcW w:type="dxa" w:w="1425"/>
+            <w:tcW w:type="dxa" w:w="907"/>
+          </w:tcPr>
+          <w:p>
+            <w:r>
+              <w:rPr>
+                <w:sz w:val="16"/>
+              </w:rPr>
+              <w:t>0,44</w:t>
+            </w:r>
+          </w:p>
+        </w:tc>
+        <w:tc>
+          <w:tcPr>
+            <w:tcW w:type="dxa" w:w="907"/>
+          </w:tcPr>
+          <w:p>
+            <w:r>
+              <w:rPr>
+                <w:sz w:val="16"/>
+              </w:rPr>
+              <w:t>0,61</w:t>
+            </w:r>
+          </w:p>
+        </w:tc>
+        <w:tc>
+          <w:tcPr>
+            <w:tcW w:type="dxa" w:w="907"/>
+          </w:tcPr>
+          <w:p>
+            <w:r>
+              <w:rPr>
+                <w:sz w:val="16"/>
+              </w:rPr>
+              <w:t>0,17</w:t>
+            </w:r>
+          </w:p>
+        </w:tc>
+        <w:tc>
+          <w:tcPr>
+            <w:tcW w:type="dxa" w:w="907"/>
+          </w:tcPr>
+          <w:p>
+            <w:r>
+              <w:rPr>
+                <w:sz w:val="16"/>
+              </w:rPr>
+              <w:t>0,17</w:t>
+            </w:r>
+          </w:p>
+        </w:tc>
+        <w:tc>
+          <w:tcPr>
+            <w:tcW w:type="dxa" w:w="907"/>
+          </w:tcPr>
+          <w:p>
+            <w:r>
+              <w:rPr>
+                <w:sz w:val="16"/>
+              </w:rPr>
+              <w:t>158 648</w:t>
+            </w:r>
+          </w:p>
+        </w:tc>
+        <w:tc>
+          <w:tcPr>
+            <w:tcW w:type="dxa" w:w="907"/>
           </w:tcPr>
           <w:p>
             <w:r>
@@ -6899,20 +7020,7 @@
         </w:tc>
         <w:tc>
           <w:tcPr>
-            <w:tcW w:type="dxa" w:w="1425"/>
-          </w:tcPr>
-          <w:p>
-            <w:r>
-              <w:rPr>
-                <w:sz w:val="16"/>
-              </w:rPr>
-              <w:t>0,44</w:t>
-            </w:r>
-          </w:p>
-        </w:tc>
-        <w:tc>
-          <w:tcPr>
-            <w:tcW w:type="dxa" w:w="1425"/>
+            <w:tcW w:type="dxa" w:w="907"/>
           </w:tcPr>
           <w:p>
             <w:r>
@@ -6927,7 +7035,7 @@
       <w:tr>
         <w:tc>
           <w:tcPr>
-            <w:tcW w:type="dxa" w:w="1425"/>
+            <w:tcW w:type="dxa" w:w="907"/>
           </w:tcPr>
           <w:p>
             <w:r>
@@ -6940,7 +7048,7 @@
         </w:tc>
         <w:tc>
           <w:tcPr>
-            <w:tcW w:type="dxa" w:w="1425"/>
+            <w:tcW w:type="dxa" w:w="907"/>
           </w:tcPr>
           <w:p>
             <w:r>
@@ -6953,7 +7061,7 @@
         </w:tc>
         <w:tc>
           <w:tcPr>
-            <w:tcW w:type="dxa" w:w="1425"/>
+            <w:tcW w:type="dxa" w:w="907"/>
           </w:tcPr>
           <w:p>
             <w:r>
@@ -6966,7 +7074,7 @@
         </w:tc>
         <w:tc>
           <w:tcPr>
-            <w:tcW w:type="dxa" w:w="1425"/>
+            <w:tcW w:type="dxa" w:w="907"/>
           </w:tcPr>
           <w:p>
             <w:r>
@@ -6979,7 +7087,72 @@
         </w:tc>
         <w:tc>
           <w:tcPr>
-            <w:tcW w:type="dxa" w:w="1425"/>
+            <w:tcW w:type="dxa" w:w="907"/>
+          </w:tcPr>
+          <w:p>
+            <w:r>
+              <w:rPr>
+                <w:sz w:val="16"/>
+              </w:rPr>
+              <w:t>0,44</w:t>
+            </w:r>
+          </w:p>
+        </w:tc>
+        <w:tc>
+          <w:tcPr>
+            <w:tcW w:type="dxa" w:w="907"/>
+          </w:tcPr>
+          <w:p>
+            <w:r>
+              <w:rPr>
+                <w:sz w:val="16"/>
+              </w:rPr>
+              <w:t>0,57</w:t>
+            </w:r>
+          </w:p>
+        </w:tc>
+        <w:tc>
+          <w:tcPr>
+            <w:tcW w:type="dxa" w:w="907"/>
+          </w:tcPr>
+          <w:p>
+            <w:r>
+              <w:rPr>
+                <w:sz w:val="16"/>
+              </w:rPr>
+              <w:t>0,24</w:t>
+            </w:r>
+          </w:p>
+        </w:tc>
+        <w:tc>
+          <w:tcPr>
+            <w:tcW w:type="dxa" w:w="907"/>
+          </w:tcPr>
+          <w:p>
+            <w:r>
+              <w:rPr>
+                <w:sz w:val="16"/>
+              </w:rPr>
+              <w:t>0,23</w:t>
+            </w:r>
+          </w:p>
+        </w:tc>
+        <w:tc>
+          <w:tcPr>
+            <w:tcW w:type="dxa" w:w="907"/>
+          </w:tcPr>
+          <w:p>
+            <w:r>
+              <w:rPr>
+                <w:sz w:val="16"/>
+              </w:rPr>
+              <w:t>74 068</w:t>
+            </w:r>
+          </w:p>
+        </w:tc>
+        <w:tc>
+          <w:tcPr>
+            <w:tcW w:type="dxa" w:w="907"/>
           </w:tcPr>
           <w:p>
             <w:r>
@@ -6992,20 +7165,7 @@
         </w:tc>
         <w:tc>
           <w:tcPr>
-            <w:tcW w:type="dxa" w:w="1425"/>
-          </w:tcPr>
-          <w:p>
-            <w:r>
-              <w:rPr>
-                <w:sz w:val="16"/>
-              </w:rPr>
-              <w:t>0,48</w:t>
-            </w:r>
-          </w:p>
-        </w:tc>
-        <w:tc>
-          <w:tcPr>
-            <w:tcW w:type="dxa" w:w="1425"/>
+            <w:tcW w:type="dxa" w:w="907"/>
           </w:tcPr>
           <w:p>
             <w:r>
@@ -7020,7 +7180,7 @@
       <w:tr>
         <w:tc>
           <w:tcPr>
-            <w:tcW w:type="dxa" w:w="1425"/>
+            <w:tcW w:type="dxa" w:w="907"/>
           </w:tcPr>
           <w:p>
             <w:r>
@@ -7033,7 +7193,7 @@
         </w:tc>
         <w:tc>
           <w:tcPr>
-            <w:tcW w:type="dxa" w:w="1425"/>
+            <w:tcW w:type="dxa" w:w="907"/>
           </w:tcPr>
           <w:p>
             <w:r>
@@ -7046,7 +7206,7 @@
         </w:tc>
         <w:tc>
           <w:tcPr>
-            <w:tcW w:type="dxa" w:w="1425"/>
+            <w:tcW w:type="dxa" w:w="907"/>
           </w:tcPr>
           <w:p>
             <w:r>
@@ -7059,7 +7219,7 @@
         </w:tc>
         <w:tc>
           <w:tcPr>
-            <w:tcW w:type="dxa" w:w="1425"/>
+            <w:tcW w:type="dxa" w:w="907"/>
           </w:tcPr>
           <w:p>
             <w:r>
@@ -7072,7 +7232,72 @@
         </w:tc>
         <w:tc>
           <w:tcPr>
-            <w:tcW w:type="dxa" w:w="1425"/>
+            <w:tcW w:type="dxa" w:w="907"/>
+          </w:tcPr>
+          <w:p>
+            <w:r>
+              <w:rPr>
+                <w:sz w:val="16"/>
+              </w:rPr>
+              <w:t>0,44</w:t>
+            </w:r>
+          </w:p>
+        </w:tc>
+        <w:tc>
+          <w:tcPr>
+            <w:tcW w:type="dxa" w:w="907"/>
+          </w:tcPr>
+          <w:p>
+            <w:r>
+              <w:rPr>
+                <w:sz w:val="16"/>
+              </w:rPr>
+              <w:t>0,62</w:t>
+            </w:r>
+          </w:p>
+        </w:tc>
+        <w:tc>
+          <w:tcPr>
+            <w:tcW w:type="dxa" w:w="907"/>
+          </w:tcPr>
+          <w:p>
+            <w:r>
+              <w:rPr>
+                <w:sz w:val="16"/>
+              </w:rPr>
+              <w:t>0,25</w:t>
+            </w:r>
+          </w:p>
+        </w:tc>
+        <w:tc>
+          <w:tcPr>
+            <w:tcW w:type="dxa" w:w="907"/>
+          </w:tcPr>
+          <w:p>
+            <w:r>
+              <w:rPr>
+                <w:sz w:val="16"/>
+              </w:rPr>
+              <w:t>0,26</w:t>
+            </w:r>
+          </w:p>
+        </w:tc>
+        <w:tc>
+          <w:tcPr>
+            <w:tcW w:type="dxa" w:w="907"/>
+          </w:tcPr>
+          <w:p>
+            <w:r>
+              <w:rPr>
+                <w:sz w:val="16"/>
+              </w:rPr>
+              <w:t>46 168</w:t>
+            </w:r>
+          </w:p>
+        </w:tc>
+        <w:tc>
+          <w:tcPr>
+            <w:tcW w:type="dxa" w:w="907"/>
           </w:tcPr>
           <w:p>
             <w:r>
@@ -7085,20 +7310,7 @@
         </w:tc>
         <w:tc>
           <w:tcPr>
-            <w:tcW w:type="dxa" w:w="1425"/>
-          </w:tcPr>
-          <w:p>
-            <w:r>
-              <w:rPr>
-                <w:sz w:val="16"/>
-              </w:rPr>
-              <w:t>0,47</w:t>
-            </w:r>
-          </w:p>
-        </w:tc>
-        <w:tc>
-          <w:tcPr>
-            <w:tcW w:type="dxa" w:w="1425"/>
+            <w:tcW w:type="dxa" w:w="907"/>
           </w:tcPr>
           <w:p>
             <w:r>
@@ -7113,7 +7325,7 @@
       <w:tr>
         <w:tc>
           <w:tcPr>
-            <w:tcW w:type="dxa" w:w="1425"/>
+            <w:tcW w:type="dxa" w:w="907"/>
           </w:tcPr>
           <w:p>
             <w:r>
@@ -7126,7 +7338,7 @@
         </w:tc>
         <w:tc>
           <w:tcPr>
-            <w:tcW w:type="dxa" w:w="1425"/>
+            <w:tcW w:type="dxa" w:w="907"/>
           </w:tcPr>
           <w:p>
             <w:r>
@@ -7139,7 +7351,7 @@
         </w:tc>
         <w:tc>
           <w:tcPr>
-            <w:tcW w:type="dxa" w:w="1425"/>
+            <w:tcW w:type="dxa" w:w="907"/>
           </w:tcPr>
           <w:p>
             <w:r>
@@ -7152,7 +7364,7 @@
         </w:tc>
         <w:tc>
           <w:tcPr>
-            <w:tcW w:type="dxa" w:w="1425"/>
+            <w:tcW w:type="dxa" w:w="907"/>
           </w:tcPr>
           <w:p>
             <w:r>
@@ -7165,7 +7377,72 @@
         </w:tc>
         <w:tc>
           <w:tcPr>
-            <w:tcW w:type="dxa" w:w="1425"/>
+            <w:tcW w:type="dxa" w:w="907"/>
+          </w:tcPr>
+          <w:p>
+            <w:r>
+              <w:rPr>
+                <w:sz w:val="16"/>
+              </w:rPr>
+              <w:t>0,32</w:t>
+            </w:r>
+          </w:p>
+        </w:tc>
+        <w:tc>
+          <w:tcPr>
+            <w:tcW w:type="dxa" w:w="907"/>
+          </w:tcPr>
+          <w:p>
+            <w:r>
+              <w:rPr>
+                <w:sz w:val="16"/>
+              </w:rPr>
+              <w:t>0,67</w:t>
+            </w:r>
+          </w:p>
+        </w:tc>
+        <w:tc>
+          <w:tcPr>
+            <w:tcW w:type="dxa" w:w="907"/>
+          </w:tcPr>
+          <w:p>
+            <w:r>
+              <w:rPr>
+                <w:sz w:val="16"/>
+              </w:rPr>
+              <w:t>0,29</w:t>
+            </w:r>
+          </w:p>
+        </w:tc>
+        <w:tc>
+          <w:tcPr>
+            <w:tcW w:type="dxa" w:w="907"/>
+          </w:tcPr>
+          <w:p>
+            <w:r>
+              <w:rPr>
+                <w:sz w:val="16"/>
+              </w:rPr>
+              <w:t>0,37</w:t>
+            </w:r>
+          </w:p>
+        </w:tc>
+        <w:tc>
+          <w:tcPr>
+            <w:tcW w:type="dxa" w:w="907"/>
+          </w:tcPr>
+          <w:p>
+            <w:r>
+              <w:rPr>
+                <w:sz w:val="16"/>
+              </w:rPr>
+              <w:t>158 648</w:t>
+            </w:r>
+          </w:p>
+        </w:tc>
+        <w:tc>
+          <w:tcPr>
+            <w:tcW w:type="dxa" w:w="907"/>
           </w:tcPr>
           <w:p>
             <w:r>
@@ -7178,20 +7455,7 @@
         </w:tc>
         <w:tc>
           <w:tcPr>
-            <w:tcW w:type="dxa" w:w="1425"/>
-          </w:tcPr>
-          <w:p>
-            <w:r>
-              <w:rPr>
-                <w:sz w:val="16"/>
-              </w:rPr>
-              <w:t>0,29</w:t>
-            </w:r>
-          </w:p>
-        </w:tc>
-        <w:tc>
-          <w:tcPr>
-            <w:tcW w:type="dxa" w:w="1425"/>
+            <w:tcW w:type="dxa" w:w="907"/>
           </w:tcPr>
           <w:p>
             <w:r>
@@ -7206,7 +7470,7 @@
       <w:tr>
         <w:tc>
           <w:tcPr>
-            <w:tcW w:type="dxa" w:w="1425"/>
+            <w:tcW w:type="dxa" w:w="907"/>
           </w:tcPr>
           <w:p>
             <w:r>
@@ -7219,7 +7483,7 @@
         </w:tc>
         <w:tc>
           <w:tcPr>
-            <w:tcW w:type="dxa" w:w="1425"/>
+            <w:tcW w:type="dxa" w:w="907"/>
           </w:tcPr>
           <w:p>
             <w:r>
@@ -7232,7 +7496,7 @@
         </w:tc>
         <w:tc>
           <w:tcPr>
-            <w:tcW w:type="dxa" w:w="1425"/>
+            <w:tcW w:type="dxa" w:w="907"/>
           </w:tcPr>
           <w:p>
             <w:r>
@@ -7245,7 +7509,7 @@
         </w:tc>
         <w:tc>
           <w:tcPr>
-            <w:tcW w:type="dxa" w:w="1425"/>
+            <w:tcW w:type="dxa" w:w="907"/>
           </w:tcPr>
           <w:p>
             <w:r>
@@ -7258,7 +7522,72 @@
         </w:tc>
         <w:tc>
           <w:tcPr>
-            <w:tcW w:type="dxa" w:w="1425"/>
+            <w:tcW w:type="dxa" w:w="907"/>
+          </w:tcPr>
+          <w:p>
+            <w:r>
+              <w:rPr>
+                <w:sz w:val="16"/>
+              </w:rPr>
+              <w:t>0,32</w:t>
+            </w:r>
+          </w:p>
+        </w:tc>
+        <w:tc>
+          <w:tcPr>
+            <w:tcW w:type="dxa" w:w="907"/>
+          </w:tcPr>
+          <w:p>
+            <w:r>
+              <w:rPr>
+                <w:sz w:val="16"/>
+              </w:rPr>
+              <w:t>0,43</w:t>
+            </w:r>
+          </w:p>
+        </w:tc>
+        <w:tc>
+          <w:tcPr>
+            <w:tcW w:type="dxa" w:w="907"/>
+          </w:tcPr>
+          <w:p>
+            <w:r>
+              <w:rPr>
+                <w:sz w:val="16"/>
+              </w:rPr>
+              <w:t>0,11</w:t>
+            </w:r>
+          </w:p>
+        </w:tc>
+        <w:tc>
+          <w:tcPr>
+            <w:tcW w:type="dxa" w:w="907"/>
+          </w:tcPr>
+          <w:p>
+            <w:r>
+              <w:rPr>
+                <w:sz w:val="16"/>
+              </w:rPr>
+              <w:t>0,24</w:t>
+            </w:r>
+          </w:p>
+        </w:tc>
+        <w:tc>
+          <w:tcPr>
+            <w:tcW w:type="dxa" w:w="907"/>
+          </w:tcPr>
+          <w:p>
+            <w:r>
+              <w:rPr>
+                <w:sz w:val="16"/>
+              </w:rPr>
+              <w:t>74 068</w:t>
+            </w:r>
+          </w:p>
+        </w:tc>
+        <w:tc>
+          <w:tcPr>
+            <w:tcW w:type="dxa" w:w="907"/>
           </w:tcPr>
           <w:p>
             <w:r>
@@ -7271,20 +7600,7 @@
         </w:tc>
         <w:tc>
           <w:tcPr>
-            <w:tcW w:type="dxa" w:w="1425"/>
-          </w:tcPr>
-          <w:p>
-            <w:r>
-              <w:rPr>
-                <w:sz w:val="16"/>
-              </w:rPr>
-              <w:t>0,27</w:t>
-            </w:r>
-          </w:p>
-        </w:tc>
-        <w:tc>
-          <w:tcPr>
-            <w:tcW w:type="dxa" w:w="1425"/>
+            <w:tcW w:type="dxa" w:w="907"/>
           </w:tcPr>
           <w:p>
             <w:r>
@@ -7299,7 +7615,7 @@
       <w:tr>
         <w:tc>
           <w:tcPr>
-            <w:tcW w:type="dxa" w:w="1425"/>
+            <w:tcW w:type="dxa" w:w="907"/>
           </w:tcPr>
           <w:p>
             <w:r>
@@ -7312,7 +7628,7 @@
         </w:tc>
         <w:tc>
           <w:tcPr>
-            <w:tcW w:type="dxa" w:w="1425"/>
+            <w:tcW w:type="dxa" w:w="907"/>
           </w:tcPr>
           <w:p>
             <w:r>
@@ -7325,7 +7641,7 @@
         </w:tc>
         <w:tc>
           <w:tcPr>
-            <w:tcW w:type="dxa" w:w="1425"/>
+            <w:tcW w:type="dxa" w:w="907"/>
           </w:tcPr>
           <w:p>
             <w:r>
@@ -7338,7 +7654,7 @@
         </w:tc>
         <w:tc>
           <w:tcPr>
-            <w:tcW w:type="dxa" w:w="1425"/>
+            <w:tcW w:type="dxa" w:w="907"/>
           </w:tcPr>
           <w:p>
             <w:r>
@@ -7351,7 +7667,72 @@
         </w:tc>
         <w:tc>
           <w:tcPr>
-            <w:tcW w:type="dxa" w:w="1425"/>
+            <w:tcW w:type="dxa" w:w="907"/>
+          </w:tcPr>
+          <w:p>
+            <w:r>
+              <w:rPr>
+                <w:sz w:val="16"/>
+              </w:rPr>
+              <w:t>0,32</w:t>
+            </w:r>
+          </w:p>
+        </w:tc>
+        <w:tc>
+          <w:tcPr>
+            <w:tcW w:type="dxa" w:w="907"/>
+          </w:tcPr>
+          <w:p>
+            <w:r>
+              <w:rPr>
+                <w:sz w:val="16"/>
+              </w:rPr>
+              <w:t>0,39</w:t>
+            </w:r>
+          </w:p>
+        </w:tc>
+        <w:tc>
+          <w:tcPr>
+            <w:tcW w:type="dxa" w:w="907"/>
+          </w:tcPr>
+          <w:p>
+            <w:r>
+              <w:rPr>
+                <w:sz w:val="16"/>
+              </w:rPr>
+              <w:t>0,08</w:t>
+            </w:r>
+          </w:p>
+        </w:tc>
+        <w:tc>
+          <w:tcPr>
+            <w:tcW w:type="dxa" w:w="907"/>
+          </w:tcPr>
+          <w:p>
+            <w:r>
+              <w:rPr>
+                <w:sz w:val="16"/>
+              </w:rPr>
+              <w:t>0,23</w:t>
+            </w:r>
+          </w:p>
+        </w:tc>
+        <w:tc>
+          <w:tcPr>
+            <w:tcW w:type="dxa" w:w="907"/>
+          </w:tcPr>
+          <w:p>
+            <w:r>
+              <w:rPr>
+                <w:sz w:val="16"/>
+              </w:rPr>
+              <w:t>46 168</w:t>
+            </w:r>
+          </w:p>
+        </w:tc>
+        <w:tc>
+          <w:tcPr>
+            <w:tcW w:type="dxa" w:w="907"/>
           </w:tcPr>
           <w:p>
             <w:r>
@@ -7364,20 +7745,7 @@
         </w:tc>
         <w:tc>
           <w:tcPr>
-            <w:tcW w:type="dxa" w:w="1425"/>
-          </w:tcPr>
-          <w:p>
-            <w:r>
-              <w:rPr>
-                <w:sz w:val="16"/>
-              </w:rPr>
-              <w:t>0,29</w:t>
-            </w:r>
-          </w:p>
-        </w:tc>
-        <w:tc>
-          <w:tcPr>
-            <w:tcW w:type="dxa" w:w="1425"/>
+            <w:tcW w:type="dxa" w:w="907"/>
           </w:tcPr>
           <w:p>
             <w:r>
@@ -7403,6 +7771,44 @@
       </w:r>
       <w:r>
         <w:t>, п. 25). Общий сдвиг уровня закупок (инфляция) стандартизацией 2023–2024 не устраняется.</w:t>
+      </w:r>
+    </w:p>
+    <w:p>
+      <w:pPr>
+        <w:pStyle w:val="Heading3"/>
+      </w:pPr>
+      <w:r>
+        <w:t>Связи со сдвигом по времени: значимость и устойчивость</w:t>
+      </w:r>
+    </w:p>
+    <w:p>
+      <w:r>
+        <w:t>Проверены 3 660 упорядоченных пар МО (61 МО, 23 месячных приращений, сдвиг 1–3 мес.). Нуль: фазовая рандомизация ряда-последователя, B = 999; поправка BH и BY. Значимы после BH: 0, после BY: 0. Из 1 824 пар, где правило ставит стрелку, значимых и устойчивых по jackknife: 0. Не проверялись МО 44: пропуски внутри ряда или нет ряда (фазовая рандомизация требует сплошного ряда).</w:t>
+      </w:r>
+    </w:p>
+    <w:p>
+      <w:r>
+        <w:t xml:space="preserve">Вывод: связи со сдвигом на этом окне не отличаются от шума, стрелки направления не подтверждены. Слой остаётся в W с тем же весом (абляция: исключение слоя lead_lag не меняет макротипы), а в интерпретации используется только как разведочный. Причинность не утверждается. Подробно: </w:t>
+      </w:r>
+      <w:r>
+        <w:rPr>
+          <w:rFonts w:ascii="Consolas" w:hAnsi="Consolas"/>
+          <w:sz w:val="18"/>
+        </w:rPr>
+        <w:t>outputs/latest/LAG_EDGE_TESTS.csv</w:t>
+      </w:r>
+      <w:r>
+        <w:t xml:space="preserve"> и </w:t>
+      </w:r>
+      <w:r>
+        <w:rPr>
+          <w:rFonts w:ascii="Consolas" w:hAnsi="Consolas"/>
+          <w:sz w:val="18"/>
+        </w:rPr>
+        <w:t>LAG_EDGE_SUMMARY.json</w:t>
+      </w:r>
+      <w:r>
+        <w:t>.</w:t>
       </w:r>
     </w:p>
     <w:p>
